--- a/research/Axion-FM-Page8-Additions-for-Review.docx
+++ b/research/Axion-FM-Page8-Additions-for-Review.docx
@@ -11,7 +11,7 @@
         <w:rPr>
           <w:rFonts w:ascii="Aptos" w:hAnsi="Aptos"/>
         </w:rPr>
-        <w:t>Additions for review — Document 4, page 8</w:t>
+        <w:t>Additions for review — Document 3, page 8, section 4</w:t>
       </w:r>
     </w:p>
     <w:p>
@@ -25,7 +25,7 @@
           <w:i w:val="0"/>
           <w:sz w:val="18"/>
         </w:rPr>
-        <w:t>How we approach investment decisions. Each section below is drafted separately so it can be reviewed and placed where it fits best. The grey line under each heading states where it was drafted to sit.</w:t>
+        <w:t>"How we approach investment decisions", from the extract of the board strategy day. Each section below is drafted separately so it can be reviewed and placed where it fits best. The grey line under each heading states where it was drafted to sit.</w:t>
       </w:r>
     </w:p>
     <w:p>
@@ -4521,7 +4521,7 @@
         <w:rPr>
           <w:rFonts w:ascii="Aptos" w:hAnsi="Aptos"/>
         </w:rPr>
-        <w:t>8.  Critique of the approach in Document 4</w:t>
+        <w:t>8.  Critique of the approach in Document 3</w:t>
       </w:r>
     </w:p>
     <w:p>
